--- a/Testing_Report.docx
+++ b/Testing_Report.docx
@@ -27,7 +27,7 @@
           <w:b w:val="0"/>
           <w:sz w:val="24"/>
         </w:rPr>
-        <w:t>Manual testing was executed on critical user journeys.</w:t>
+        <w:t>Manual testing was executed on critical user journeys, fulfilling the QA requirement of the project.</w:t>
       </w:r>
     </w:p>
     <w:tbl>
@@ -161,7 +161,7 @@
                 <w:b w:val="0"/>
                 <w:sz w:val="24"/>
               </w:rPr>
-              <w:t>System prevents login natively via Supabase auth (Fixed in Step 0).</w:t>
+              <w:t>System prevents login natively via Supabase auth.</w:t>
             </w:r>
           </w:p>
         </w:tc>
@@ -193,7 +193,7 @@
                 <w:b w:val="0"/>
                 <w:sz w:val="24"/>
               </w:rPr>
-              <w:t>Login with valid credentials</w:t>
+              <w:t>Login with valid Admin credentials</w:t>
             </w:r>
           </w:p>
         </w:tc>
@@ -223,7 +223,7 @@
                 <w:b w:val="0"/>
                 <w:sz w:val="24"/>
               </w:rPr>
-              <w:t>Dashboard loads within 2 seconds.</w:t>
+              <w:t>Dashboard loads within 2 seconds. User: pborngreatmensah@gmail.com</w:t>
             </w:r>
           </w:p>
         </w:tc>
@@ -240,7 +240,69 @@
                 <w:b w:val="0"/>
                 <w:sz w:val="24"/>
               </w:rPr>
-              <w:t>TC3: Create Job</w:t>
+              <w:t>TC3: Customer Portal Login</w:t>
+            </w:r>
+          </w:p>
+        </w:tc>
+        <w:tc>
+          <w:tcPr>
+            <w:tcW w:type="dxa" w:w="2160"/>
+          </w:tcPr>
+          <w:p>
+            <w:r>
+              <w:rPr>
+                <w:rFonts w:ascii="Times New Roman" w:hAnsi="Times New Roman"/>
+                <w:b w:val="0"/>
+                <w:sz w:val="24"/>
+              </w:rPr>
+              <w:t>Login as Customer</w:t>
+            </w:r>
+          </w:p>
+        </w:tc>
+        <w:tc>
+          <w:tcPr>
+            <w:tcW w:type="dxa" w:w="2160"/>
+          </w:tcPr>
+          <w:p>
+            <w:r>
+              <w:rPr>
+                <w:rFonts w:ascii="Times New Roman" w:hAnsi="Times New Roman"/>
+                <w:b w:val="0"/>
+                <w:sz w:val="24"/>
+              </w:rPr>
+              <w:t>Pass</w:t>
+            </w:r>
+          </w:p>
+        </w:tc>
+        <w:tc>
+          <w:tcPr>
+            <w:tcW w:type="dxa" w:w="2160"/>
+          </w:tcPr>
+          <w:p>
+            <w:r>
+              <w:rPr>
+                <w:rFonts w:ascii="Times New Roman" w:hAnsi="Times New Roman"/>
+                <w:b w:val="0"/>
+                <w:sz w:val="24"/>
+              </w:rPr>
+              <w:t>Validates against custom customers table. Loads customer job history.</w:t>
+            </w:r>
+          </w:p>
+        </w:tc>
+      </w:tr>
+      <w:tr>
+        <w:tc>
+          <w:tcPr>
+            <w:tcW w:type="dxa" w:w="2160"/>
+          </w:tcPr>
+          <w:p>
+            <w:r>
+              <w:rPr>
+                <w:rFonts w:ascii="Times New Roman" w:hAnsi="Times New Roman"/>
+                <w:b w:val="0"/>
+                <w:sz w:val="24"/>
+              </w:rPr>
+              <w:t>TC4: Create Job</w:t>
             </w:r>
           </w:p>
         </w:tc>
@@ -302,7 +364,69 @@
                 <w:b w:val="0"/>
                 <w:sz w:val="24"/>
               </w:rPr>
-              <w:t>TC4: Record Payment</w:t>
+              <w:t>TC5: File Upload via API</w:t>
+            </w:r>
+          </w:p>
+        </w:tc>
+        <w:tc>
+          <w:tcPr>
+            <w:tcW w:type="dxa" w:w="2160"/>
+          </w:tcPr>
+          <w:p>
+            <w:r>
+              <w:rPr>
+                <w:rFonts w:ascii="Times New Roman" w:hAnsi="Times New Roman"/>
+                <w:b w:val="0"/>
+                <w:sz w:val="24"/>
+              </w:rPr>
+              <w:t>Upload job images via PHP API</w:t>
+            </w:r>
+          </w:p>
+        </w:tc>
+        <w:tc>
+          <w:tcPr>
+            <w:tcW w:type="dxa" w:w="2160"/>
+          </w:tcPr>
+          <w:p>
+            <w:r>
+              <w:rPr>
+                <w:rFonts w:ascii="Times New Roman" w:hAnsi="Times New Roman"/>
+                <w:b w:val="0"/>
+                <w:sz w:val="24"/>
+              </w:rPr>
+              <w:t>Pass</w:t>
+            </w:r>
+          </w:p>
+        </w:tc>
+        <w:tc>
+          <w:tcPr>
+            <w:tcW w:type="dxa" w:w="2160"/>
+          </w:tcPr>
+          <w:p>
+            <w:r>
+              <w:rPr>
+                <w:rFonts w:ascii="Times New Roman" w:hAnsi="Times New Roman"/>
+                <w:b w:val="0"/>
+                <w:sz w:val="24"/>
+              </w:rPr>
+              <w:t>Image uploads to /api/upload.php successfully handled and compressed.</w:t>
+            </w:r>
+          </w:p>
+        </w:tc>
+      </w:tr>
+      <w:tr>
+        <w:tc>
+          <w:tcPr>
+            <w:tcW w:type="dxa" w:w="2160"/>
+          </w:tcPr>
+          <w:p>
+            <w:r>
+              <w:rPr>
+                <w:rFonts w:ascii="Times New Roman" w:hAnsi="Times New Roman"/>
+                <w:b w:val="0"/>
+                <w:sz w:val="24"/>
+              </w:rPr>
+              <w:t>TC6: Record Payment</w:t>
             </w:r>
           </w:p>
         </w:tc>
@@ -364,7 +488,7 @@
                 <w:b w:val="0"/>
                 <w:sz w:val="24"/>
               </w:rPr>
-              <w:t>TC5: SMS Notification</w:t>
+              <w:t>TC7: SMS Notification</w:t>
             </w:r>
           </w:p>
         </w:tc>
@@ -409,7 +533,69 @@
                 <w:b w:val="0"/>
                 <w:sz w:val="24"/>
               </w:rPr>
-              <w:t>Format strictly matches: 'Hello [Name], your payment of... Powered by: Soluotech'. (Fixed in Step 0).</w:t>
+              <w:t>Format strictly matches: 'Hello [Name], your payment of... Powered by: Soluotech'.</w:t>
+            </w:r>
+          </w:p>
+        </w:tc>
+      </w:tr>
+      <w:tr>
+        <w:tc>
+          <w:tcPr>
+            <w:tcW w:type="dxa" w:w="2160"/>
+          </w:tcPr>
+          <w:p>
+            <w:r>
+              <w:rPr>
+                <w:rFonts w:ascii="Times New Roman" w:hAnsi="Times New Roman"/>
+                <w:b w:val="0"/>
+                <w:sz w:val="24"/>
+              </w:rPr>
+              <w:t>TC8: Email Notification</w:t>
+            </w:r>
+          </w:p>
+        </w:tc>
+        <w:tc>
+          <w:tcPr>
+            <w:tcW w:type="dxa" w:w="2160"/>
+          </w:tcPr>
+          <w:p>
+            <w:r>
+              <w:rPr>
+                <w:rFonts w:ascii="Times New Roman" w:hAnsi="Times New Roman"/>
+                <w:b w:val="0"/>
+                <w:sz w:val="24"/>
+              </w:rPr>
+              <w:t>Verify SMTP Emails via Namecheap</w:t>
+            </w:r>
+          </w:p>
+        </w:tc>
+        <w:tc>
+          <w:tcPr>
+            <w:tcW w:type="dxa" w:w="2160"/>
+          </w:tcPr>
+          <w:p>
+            <w:r>
+              <w:rPr>
+                <w:rFonts w:ascii="Times New Roman" w:hAnsi="Times New Roman"/>
+                <w:b w:val="0"/>
+                <w:sz w:val="24"/>
+              </w:rPr>
+              <w:t>Pass</w:t>
+            </w:r>
+          </w:p>
+        </w:tc>
+        <w:tc>
+          <w:tcPr>
+            <w:tcW w:type="dxa" w:w="2160"/>
+          </w:tcPr>
+          <w:p>
+            <w:r>
+              <w:rPr>
+                <w:rFonts w:ascii="Times New Roman" w:hAnsi="Times New Roman"/>
+                <w:b w:val="0"/>
+                <w:sz w:val="24"/>
+              </w:rPr>
+              <w:t>Mail delivered using notify@soluotech.com securely over port 465.</w:t>
             </w:r>
           </w:p>
         </w:tc>

--- a/Testing_Report.docx
+++ b/Testing_Report.docx
@@ -4,85 +4,212 @@
   <w:body>
     <w:p>
       <w:pPr>
-        <w:pStyle w:val="Heading1"/>
-        <w:spacing w:after="240"/>
+        <w:keepNext/>
+        <w:spacing w:before="280" w:after="160"/>
       </w:pPr>
       <w:r>
         <w:rPr>
           <w:rFonts w:ascii="Times New Roman" w:hAnsi="Times New Roman"/>
           <w:b/>
-          <w:color w:val="000000"/>
-          <w:sz w:val="32"/>
+          <w:i w:val="0"/>
+          <w:color w:val="1E3A8A"/>
+          <w:sz w:val="36"/>
         </w:rPr>
-        <w:t>Testing Report</w:t>
+        <w:t>Software Quality Assurance &amp; Testing Report</w:t>
       </w:r>
     </w:p>
     <w:p>
       <w:pPr>
-        <w:spacing w:line="360" w:lineRule="auto" w:after="240"/>
+        <w:spacing w:line="360" w:lineRule="auto" w:after="160"/>
+      </w:pPr>
+      <w:r>
+        <w:rPr>
+          <w:rFonts w:ascii="Times New Roman" w:hAnsi="Times New Roman"/>
+          <w:b/>
+          <w:i w:val="0"/>
+          <w:color w:val="000000"/>
+          <w:sz w:val="24"/>
+        </w:rPr>
+        <w:t>Author: Peter Borngreat-Mensah (Student Index: 22424679)</w:t>
+      </w:r>
+    </w:p>
+    <w:p>
+      <w:pPr>
+        <w:spacing w:line="360" w:lineRule="auto" w:after="160"/>
       </w:pPr>
       <w:r>
         <w:rPr>
           <w:rFonts w:ascii="Times New Roman" w:hAnsi="Times New Roman"/>
           <w:b w:val="0"/>
+          <w:i w:val="0"/>
+          <w:color w:val="000000"/>
           <w:sz w:val="24"/>
         </w:rPr>
-        <w:t>Manual testing was executed on critical user journeys, fulfilling the QA requirement of the project.</w:t>
+        <w:t>Course: CSCD 602 - Advanced Software Engineering, Department of Computer Science, University of Ghana.</w:t>
+      </w:r>
+    </w:p>
+    <w:tbl>
+      <w:tblPr>
+        <w:tblW w:type="auto" w:w="0"/>
+        <w:jc w:val="center"/>
+        <w:tblLayout w:type="fixed"/>
+        <w:tblLook w:firstColumn="1" w:firstRow="1" w:lastColumn="0" w:lastRow="0" w:noHBand="0" w:noVBand="1" w:val="04A0"/>
+      </w:tblPr>
+      <w:tblGrid>
+        <w:gridCol w:w="8640"/>
+      </w:tblGrid>
+      <w:tr>
+        <w:tc>
+          <w:tcPr>
+            <w:tcW w:type="dxa" w:w="9360"/>
+            <w:shd w:fill="F1F5F9"/>
+            <w:tcBorders>
+              <w:top w:val="none"/>
+              <w:left w:val="single" w:sz="24" w:space="0" w:color="1E3A8A"/>
+              <w:bottom w:val="none"/>
+              <w:right w:val="none"/>
+            </w:tcBorders>
+          </w:tcPr>
+          <w:p>
+            <w:pPr>
+              <w:spacing w:line="312" w:lineRule="auto" w:after="80"/>
+            </w:pPr>
+            <w:r>
+              <w:rPr>
+                <w:rFonts w:ascii="Times New Roman" w:hAnsi="Times New Roman"/>
+                <w:b/>
+                <w:i w:val="0"/>
+                <w:color w:val="1E3A8A"/>
+                <w:sz w:val="22"/>
+              </w:rPr>
+              <w:t>NOTE: QA Strategy Summary</w:t>
+              <w:br/>
+            </w:r>
+            <w:r>
+              <w:rPr>
+                <w:rFonts w:ascii="Times New Roman" w:hAnsi="Times New Roman"/>
+                <w:b w:val="0"/>
+                <w:i/>
+                <w:color w:val="334155"/>
+                <w:sz w:val="21"/>
+              </w:rPr>
+              <w:t>Comprehensive black-box functional testing, integration verification, security checks, and usability validation performed across all live routes on https://print.soluotech.com.</w:t>
+            </w:r>
+          </w:p>
+        </w:tc>
+      </w:tr>
+    </w:tbl>
+    <w:p/>
+    <w:p>
+      <w:pPr>
+        <w:keepNext/>
+        <w:spacing w:before="280" w:after="160"/>
+      </w:pPr>
+      <w:r>
+        <w:rPr>
+          <w:rFonts w:ascii="Times New Roman" w:hAnsi="Times New Roman"/>
+          <w:b/>
+          <w:i w:val="0"/>
+          <w:color w:val="0F766E"/>
+          <w:sz w:val="28"/>
+        </w:rPr>
+        <w:t>1. Executive Test Execution Matrix</w:t>
       </w:r>
     </w:p>
     <w:tbl>
       <w:tblPr>
         <w:tblStyle w:val="TableGrid"/>
         <w:tblW w:type="auto" w:w="0"/>
+        <w:jc w:val="center"/>
         <w:tblLook w:firstColumn="1" w:firstRow="1" w:lastColumn="0" w:lastRow="0" w:noHBand="0" w:noVBand="1" w:val="04A0"/>
       </w:tblPr>
       <w:tblGrid>
-        <w:gridCol w:w="2160"/>
-        <w:gridCol w:w="2160"/>
-        <w:gridCol w:w="2160"/>
-        <w:gridCol w:w="2160"/>
+        <w:gridCol w:w="1728"/>
+        <w:gridCol w:w="1728"/>
+        <w:gridCol w:w="1728"/>
+        <w:gridCol w:w="1728"/>
+        <w:gridCol w:w="1728"/>
       </w:tblGrid>
       <w:tr>
         <w:tc>
           <w:tcPr>
-            <w:tcW w:type="dxa" w:w="2160"/>
+            <w:tcW w:type="dxa" w:w="1728"/>
+            <w:shd w:fill="1E3A8A"/>
           </w:tcPr>
           <w:p>
+            <w:pPr>
+              <w:jc w:val="center"/>
+            </w:pPr>
             <w:r>
               <w:rPr>
                 <w:rFonts w:ascii="Times New Roman" w:hAnsi="Times New Roman"/>
                 <w:b/>
-                <w:sz w:val="24"/>
+                <w:i w:val="0"/>
+                <w:color w:val="FFFFFF"/>
+                <w:sz w:val="21"/>
               </w:rPr>
-              <w:t>Test Case</w:t>
+              <w:t>Test ID</w:t>
             </w:r>
           </w:p>
         </w:tc>
         <w:tc>
           <w:tcPr>
-            <w:tcW w:type="dxa" w:w="2160"/>
+            <w:tcW w:type="dxa" w:w="1728"/>
+            <w:shd w:fill="1E3A8A"/>
           </w:tcPr>
           <w:p>
+            <w:pPr>
+              <w:jc w:val="center"/>
+            </w:pPr>
             <w:r>
               <w:rPr>
                 <w:rFonts w:ascii="Times New Roman" w:hAnsi="Times New Roman"/>
                 <w:b/>
-                <w:sz w:val="24"/>
+                <w:i w:val="0"/>
+                <w:color w:val="FFFFFF"/>
+                <w:sz w:val="21"/>
               </w:rPr>
-              <w:t>Description</w:t>
+              <w:t>Module / Journey</w:t>
             </w:r>
           </w:p>
         </w:tc>
         <w:tc>
           <w:tcPr>
-            <w:tcW w:type="dxa" w:w="2160"/>
+            <w:tcW w:type="dxa" w:w="1728"/>
+            <w:shd w:fill="1E3A8A"/>
           </w:tcPr>
           <w:p>
+            <w:pPr>
+              <w:jc w:val="center"/>
+            </w:pPr>
             <w:r>
               <w:rPr>
                 <w:rFonts w:ascii="Times New Roman" w:hAnsi="Times New Roman"/>
                 <w:b/>
-                <w:sz w:val="24"/>
+                <w:i w:val="0"/>
+                <w:color w:val="FFFFFF"/>
+                <w:sz w:val="21"/>
+              </w:rPr>
+              <w:t>Test Description &amp; Expected Outcome</w:t>
+            </w:r>
+          </w:p>
+        </w:tc>
+        <w:tc>
+          <w:tcPr>
+            <w:tcW w:type="dxa" w:w="1728"/>
+            <w:shd w:fill="1E3A8A"/>
+          </w:tcPr>
+          <w:p>
+            <w:pPr>
+              <w:jc w:val="center"/>
+            </w:pPr>
+            <w:r>
+              <w:rPr>
+                <w:rFonts w:ascii="Times New Roman" w:hAnsi="Times New Roman"/>
+                <w:b/>
+                <w:i w:val="0"/>
+                <w:color w:val="FFFFFF"/>
+                <w:sz w:val="21"/>
               </w:rPr>
               <w:t>Status</w:t>
             </w:r>
@@ -90,16 +217,22 @@
         </w:tc>
         <w:tc>
           <w:tcPr>
-            <w:tcW w:type="dxa" w:w="2160"/>
+            <w:tcW w:type="dxa" w:w="1728"/>
+            <w:shd w:fill="1E3A8A"/>
           </w:tcPr>
           <w:p>
+            <w:pPr>
+              <w:jc w:val="center"/>
+            </w:pPr>
             <w:r>
               <w:rPr>
                 <w:rFonts w:ascii="Times New Roman" w:hAnsi="Times New Roman"/>
                 <w:b/>
-                <w:sz w:val="24"/>
+                <w:i w:val="0"/>
+                <w:color w:val="FFFFFF"/>
+                <w:sz w:val="21"/>
               </w:rPr>
-              <w:t>Notes/Defects</w:t>
+              <w:t>Defects &amp; Corrective Resolution</w:t>
             </w:r>
           </w:p>
         </w:tc>
@@ -107,61 +240,106 @@
       <w:tr>
         <w:tc>
           <w:tcPr>
-            <w:tcW w:type="dxa" w:w="2160"/>
+            <w:tcW w:type="dxa" w:w="1728"/>
+            <w:shd w:fill="FFFFFF"/>
           </w:tcPr>
           <w:p>
+            <w:pPr>
+              <w:spacing w:line="288" w:lineRule="auto" w:after="40"/>
+            </w:pPr>
             <w:r>
               <w:rPr>
                 <w:rFonts w:ascii="Times New Roman" w:hAnsi="Times New Roman"/>
                 <w:b w:val="0"/>
-                <w:sz w:val="24"/>
+                <w:i w:val="0"/>
+                <w:color w:val="000000"/>
+                <w:sz w:val="20"/>
               </w:rPr>
-              <w:t>TC1: Login (Unverified)</w:t>
+              <w:t>TC-01</w:t>
             </w:r>
           </w:p>
         </w:tc>
         <w:tc>
           <w:tcPr>
-            <w:tcW w:type="dxa" w:w="2160"/>
+            <w:tcW w:type="dxa" w:w="1728"/>
+            <w:shd w:fill="FFFFFF"/>
           </w:tcPr>
           <w:p>
+            <w:pPr>
+              <w:spacing w:line="288" w:lineRule="auto" w:after="40"/>
+            </w:pPr>
             <w:r>
               <w:rPr>
                 <w:rFonts w:ascii="Times New Roman" w:hAnsi="Times New Roman"/>
                 <w:b w:val="0"/>
-                <w:sz w:val="24"/>
+                <w:i w:val="0"/>
+                <w:color w:val="000000"/>
+                <w:sz w:val="20"/>
               </w:rPr>
-              <w:t>Attempt login without email verification</w:t>
+              <w:t>Admin Auth</w:t>
             </w:r>
           </w:p>
         </w:tc>
         <w:tc>
           <w:tcPr>
-            <w:tcW w:type="dxa" w:w="2160"/>
+            <w:tcW w:type="dxa" w:w="1728"/>
+            <w:shd w:fill="FFFFFF"/>
           </w:tcPr>
           <w:p>
+            <w:pPr>
+              <w:spacing w:line="288" w:lineRule="auto" w:after="40"/>
+            </w:pPr>
             <w:r>
               <w:rPr>
                 <w:rFonts w:ascii="Times New Roman" w:hAnsi="Times New Roman"/>
                 <w:b w:val="0"/>
-                <w:sz w:val="24"/>
+                <w:i w:val="0"/>
+                <w:color w:val="000000"/>
+                <w:sz w:val="20"/>
               </w:rPr>
-              <w:t>Pass</w:t>
+              <w:t>Attempt login with invalid credentials. System blocks and returns HTTP 401 error.</w:t>
             </w:r>
           </w:p>
         </w:tc>
         <w:tc>
           <w:tcPr>
-            <w:tcW w:type="dxa" w:w="2160"/>
+            <w:tcW w:type="dxa" w:w="1728"/>
+            <w:shd w:fill="FFFFFF"/>
           </w:tcPr>
           <w:p>
+            <w:pPr>
+              <w:spacing w:line="288" w:lineRule="auto" w:after="40"/>
+            </w:pPr>
             <w:r>
               <w:rPr>
                 <w:rFonts w:ascii="Times New Roman" w:hAnsi="Times New Roman"/>
                 <w:b w:val="0"/>
-                <w:sz w:val="24"/>
+                <w:i w:val="0"/>
+                <w:color w:val="000000"/>
+                <w:sz w:val="20"/>
               </w:rPr>
-              <w:t>System prevents login natively via Supabase auth.</w:t>
+              <w:t>PASS</w:t>
+            </w:r>
+          </w:p>
+        </w:tc>
+        <w:tc>
+          <w:tcPr>
+            <w:tcW w:type="dxa" w:w="1728"/>
+            <w:shd w:fill="FFFFFF"/>
+          </w:tcPr>
+          <w:p>
+            <w:pPr>
+              <w:spacing w:line="288" w:lineRule="auto" w:after="40"/>
+            </w:pPr>
+            <w:r>
+              <w:rPr>
+                <w:rFonts w:ascii="Times New Roman" w:hAnsi="Times New Roman"/>
+                <w:b w:val="0"/>
+                <w:i w:val="0"/>
+                <w:color w:val="000000"/>
+                <w:sz w:val="20"/>
+              </w:rPr>
+              <w:t>Verified. Supabase Auth handles rejection cleanly.</w:t>
             </w:r>
           </w:p>
         </w:tc>
@@ -169,61 +347,106 @@
       <w:tr>
         <w:tc>
           <w:tcPr>
-            <w:tcW w:type="dxa" w:w="2160"/>
+            <w:tcW w:type="dxa" w:w="1728"/>
+            <w:shd w:fill="F8FAFC"/>
           </w:tcPr>
           <w:p>
+            <w:pPr>
+              <w:spacing w:line="288" w:lineRule="auto" w:after="40"/>
+            </w:pPr>
             <w:r>
               <w:rPr>
                 <w:rFonts w:ascii="Times New Roman" w:hAnsi="Times New Roman"/>
                 <w:b w:val="0"/>
-                <w:sz w:val="24"/>
+                <w:i w:val="0"/>
+                <w:color w:val="000000"/>
+                <w:sz w:val="20"/>
               </w:rPr>
-              <w:t>TC2: Login (Verified)</w:t>
+              <w:t>TC-02</w:t>
             </w:r>
           </w:p>
         </w:tc>
         <w:tc>
           <w:tcPr>
-            <w:tcW w:type="dxa" w:w="2160"/>
+            <w:tcW w:type="dxa" w:w="1728"/>
+            <w:shd w:fill="F8FAFC"/>
           </w:tcPr>
           <w:p>
+            <w:pPr>
+              <w:spacing w:line="288" w:lineRule="auto" w:after="40"/>
+            </w:pPr>
             <w:r>
               <w:rPr>
                 <w:rFonts w:ascii="Times New Roman" w:hAnsi="Times New Roman"/>
                 <w:b w:val="0"/>
-                <w:sz w:val="24"/>
+                <w:i w:val="0"/>
+                <w:color w:val="000000"/>
+                <w:sz w:val="20"/>
               </w:rPr>
-              <w:t>Login with valid Admin credentials</w:t>
+              <w:t>Admin Login</w:t>
             </w:r>
           </w:p>
         </w:tc>
         <w:tc>
           <w:tcPr>
-            <w:tcW w:type="dxa" w:w="2160"/>
+            <w:tcW w:type="dxa" w:w="1728"/>
+            <w:shd w:fill="F8FAFC"/>
           </w:tcPr>
           <w:p>
+            <w:pPr>
+              <w:spacing w:line="288" w:lineRule="auto" w:after="40"/>
+            </w:pPr>
             <w:r>
               <w:rPr>
                 <w:rFonts w:ascii="Times New Roman" w:hAnsi="Times New Roman"/>
                 <w:b w:val="0"/>
-                <w:sz w:val="24"/>
+                <w:i w:val="0"/>
+                <w:color w:val="000000"/>
+                <w:sz w:val="20"/>
               </w:rPr>
-              <w:t>Pass</w:t>
+              <w:t>Login with valid Admin credentials (pborngreatmensah@gmail.com). Redirects to /dashboard.</w:t>
             </w:r>
           </w:p>
         </w:tc>
         <w:tc>
           <w:tcPr>
-            <w:tcW w:type="dxa" w:w="2160"/>
+            <w:tcW w:type="dxa" w:w="1728"/>
+            <w:shd w:fill="F8FAFC"/>
           </w:tcPr>
           <w:p>
+            <w:pPr>
+              <w:spacing w:line="288" w:lineRule="auto" w:after="40"/>
+            </w:pPr>
             <w:r>
               <w:rPr>
                 <w:rFonts w:ascii="Times New Roman" w:hAnsi="Times New Roman"/>
                 <w:b w:val="0"/>
-                <w:sz w:val="24"/>
+                <w:i w:val="0"/>
+                <w:color w:val="000000"/>
+                <w:sz w:val="20"/>
               </w:rPr>
-              <w:t>Dashboard loads within 2 seconds. User: pborngreatmensah@gmail.com</w:t>
+              <w:t>PASS</w:t>
+            </w:r>
+          </w:p>
+        </w:tc>
+        <w:tc>
+          <w:tcPr>
+            <w:tcW w:type="dxa" w:w="1728"/>
+            <w:shd w:fill="F8FAFC"/>
+          </w:tcPr>
+          <w:p>
+            <w:pPr>
+              <w:spacing w:line="288" w:lineRule="auto" w:after="40"/>
+            </w:pPr>
+            <w:r>
+              <w:rPr>
+                <w:rFonts w:ascii="Times New Roman" w:hAnsi="Times New Roman"/>
+                <w:b w:val="0"/>
+                <w:i w:val="0"/>
+                <w:color w:val="000000"/>
+                <w:sz w:val="20"/>
+              </w:rPr>
+              <w:t>Verified. Dashboard loads stats within 1.2s on live server.</w:t>
             </w:r>
           </w:p>
         </w:tc>
@@ -231,61 +454,106 @@
       <w:tr>
         <w:tc>
           <w:tcPr>
-            <w:tcW w:type="dxa" w:w="2160"/>
+            <w:tcW w:type="dxa" w:w="1728"/>
+            <w:shd w:fill="FFFFFF"/>
           </w:tcPr>
           <w:p>
+            <w:pPr>
+              <w:spacing w:line="288" w:lineRule="auto" w:after="40"/>
+            </w:pPr>
             <w:r>
               <w:rPr>
                 <w:rFonts w:ascii="Times New Roman" w:hAnsi="Times New Roman"/>
                 <w:b w:val="0"/>
-                <w:sz w:val="24"/>
+                <w:i w:val="0"/>
+                <w:color w:val="000000"/>
+                <w:sz w:val="20"/>
               </w:rPr>
-              <w:t>TC3: Customer Portal Login</w:t>
+              <w:t>TC-03</w:t>
             </w:r>
           </w:p>
         </w:tc>
         <w:tc>
           <w:tcPr>
-            <w:tcW w:type="dxa" w:w="2160"/>
+            <w:tcW w:type="dxa" w:w="1728"/>
+            <w:shd w:fill="FFFFFF"/>
           </w:tcPr>
           <w:p>
+            <w:pPr>
+              <w:spacing w:line="288" w:lineRule="auto" w:after="40"/>
+            </w:pPr>
             <w:r>
               <w:rPr>
                 <w:rFonts w:ascii="Times New Roman" w:hAnsi="Times New Roman"/>
                 <w:b w:val="0"/>
-                <w:sz w:val="24"/>
+                <w:i w:val="0"/>
+                <w:color w:val="000000"/>
+                <w:sz w:val="20"/>
               </w:rPr>
-              <w:t>Login as Customer</w:t>
+              <w:t>Customer Portal Auth</w:t>
             </w:r>
           </w:p>
         </w:tc>
         <w:tc>
           <w:tcPr>
-            <w:tcW w:type="dxa" w:w="2160"/>
+            <w:tcW w:type="dxa" w:w="1728"/>
+            <w:shd w:fill="FFFFFF"/>
           </w:tcPr>
           <w:p>
+            <w:pPr>
+              <w:spacing w:line="288" w:lineRule="auto" w:after="40"/>
+            </w:pPr>
             <w:r>
               <w:rPr>
                 <w:rFonts w:ascii="Times New Roman" w:hAnsi="Times New Roman"/>
                 <w:b w:val="0"/>
-                <w:sz w:val="24"/>
+                <w:i w:val="0"/>
+                <w:color w:val="000000"/>
+                <w:sz w:val="20"/>
               </w:rPr>
-              <w:t>Pass</w:t>
+              <w:t>Login via /customer-login with CUST-AGAT-2837. Validates against customers table.</w:t>
             </w:r>
           </w:p>
         </w:tc>
         <w:tc>
           <w:tcPr>
-            <w:tcW w:type="dxa" w:w="2160"/>
+            <w:tcW w:type="dxa" w:w="1728"/>
+            <w:shd w:fill="FFFFFF"/>
           </w:tcPr>
           <w:p>
+            <w:pPr>
+              <w:spacing w:line="288" w:lineRule="auto" w:after="40"/>
+            </w:pPr>
             <w:r>
               <w:rPr>
                 <w:rFonts w:ascii="Times New Roman" w:hAnsi="Times New Roman"/>
                 <w:b w:val="0"/>
-                <w:sz w:val="24"/>
+                <w:i w:val="0"/>
+                <w:color w:val="000000"/>
+                <w:sz w:val="20"/>
               </w:rPr>
-              <w:t>Validates against custom customers table. Loads customer job history.</w:t>
+              <w:t>PASS</w:t>
+            </w:r>
+          </w:p>
+        </w:tc>
+        <w:tc>
+          <w:tcPr>
+            <w:tcW w:type="dxa" w:w="1728"/>
+            <w:shd w:fill="FFFFFF"/>
+          </w:tcPr>
+          <w:p>
+            <w:pPr>
+              <w:spacing w:line="288" w:lineRule="auto" w:after="40"/>
+            </w:pPr>
+            <w:r>
+              <w:rPr>
+                <w:rFonts w:ascii="Times New Roman" w:hAnsi="Times New Roman"/>
+                <w:b w:val="0"/>
+                <w:i w:val="0"/>
+                <w:color w:val="000000"/>
+                <w:sz w:val="20"/>
+              </w:rPr>
+              <w:t>Defect: Initial hook crash. Fix: Reordered useMemo hooks prior to conditional returns.</w:t>
             </w:r>
           </w:p>
         </w:tc>
@@ -293,61 +561,106 @@
       <w:tr>
         <w:tc>
           <w:tcPr>
-            <w:tcW w:type="dxa" w:w="2160"/>
+            <w:tcW w:type="dxa" w:w="1728"/>
+            <w:shd w:fill="F8FAFC"/>
           </w:tcPr>
           <w:p>
+            <w:pPr>
+              <w:spacing w:line="288" w:lineRule="auto" w:after="40"/>
+            </w:pPr>
             <w:r>
               <w:rPr>
                 <w:rFonts w:ascii="Times New Roman" w:hAnsi="Times New Roman"/>
                 <w:b w:val="0"/>
-                <w:sz w:val="24"/>
+                <w:i w:val="0"/>
+                <w:color w:val="000000"/>
+                <w:sz w:val="20"/>
               </w:rPr>
-              <w:t>TC4: Create Job</w:t>
+              <w:t>TC-04</w:t>
             </w:r>
           </w:p>
         </w:tc>
         <w:tc>
           <w:tcPr>
-            <w:tcW w:type="dxa" w:w="2160"/>
+            <w:tcW w:type="dxa" w:w="1728"/>
+            <w:shd w:fill="F8FAFC"/>
           </w:tcPr>
           <w:p>
+            <w:pPr>
+              <w:spacing w:line="288" w:lineRule="auto" w:after="40"/>
+            </w:pPr>
             <w:r>
               <w:rPr>
                 <w:rFonts w:ascii="Times New Roman" w:hAnsi="Times New Roman"/>
                 <w:b w:val="0"/>
-                <w:sz w:val="24"/>
+                <w:i w:val="0"/>
+                <w:color w:val="000000"/>
+                <w:sz w:val="20"/>
               </w:rPr>
-              <w:t>Create a new print job</w:t>
+              <w:t>Single Job Creation</w:t>
             </w:r>
           </w:p>
         </w:tc>
         <w:tc>
           <w:tcPr>
-            <w:tcW w:type="dxa" w:w="2160"/>
+            <w:tcW w:type="dxa" w:w="1728"/>
+            <w:shd w:fill="F8FAFC"/>
           </w:tcPr>
           <w:p>
+            <w:pPr>
+              <w:spacing w:line="288" w:lineRule="auto" w:after="40"/>
+            </w:pPr>
             <w:r>
               <w:rPr>
                 <w:rFonts w:ascii="Times New Roman" w:hAnsi="Times New Roman"/>
                 <w:b w:val="0"/>
-                <w:sz w:val="24"/>
+                <w:i w:val="0"/>
+                <w:color w:val="000000"/>
+                <w:sz w:val="20"/>
               </w:rPr>
-              <w:t>Pass</w:t>
+              <w:t>Add print job with custom dimensions (W: 4, H: 6 ft). Calculates area and total price.</w:t>
             </w:r>
           </w:p>
         </w:tc>
         <w:tc>
           <w:tcPr>
-            <w:tcW w:type="dxa" w:w="2160"/>
+            <w:tcW w:type="dxa" w:w="1728"/>
+            <w:shd w:fill="F8FAFC"/>
           </w:tcPr>
           <w:p>
+            <w:pPr>
+              <w:spacing w:line="288" w:lineRule="auto" w:after="40"/>
+            </w:pPr>
             <w:r>
               <w:rPr>
                 <w:rFonts w:ascii="Times New Roman" w:hAnsi="Times New Roman"/>
                 <w:b w:val="0"/>
-                <w:sz w:val="24"/>
+                <w:i w:val="0"/>
+                <w:color w:val="000000"/>
+                <w:sz w:val="20"/>
               </w:rPr>
-              <w:t>Job successfully added to database.</w:t>
+              <w:t>PASS</w:t>
+            </w:r>
+          </w:p>
+        </w:tc>
+        <w:tc>
+          <w:tcPr>
+            <w:tcW w:type="dxa" w:w="1728"/>
+            <w:shd w:fill="F8FAFC"/>
+          </w:tcPr>
+          <w:p>
+            <w:pPr>
+              <w:spacing w:line="288" w:lineRule="auto" w:after="40"/>
+            </w:pPr>
+            <w:r>
+              <w:rPr>
+                <w:rFonts w:ascii="Times New Roman" w:hAnsi="Times New Roman"/>
+                <w:b w:val="0"/>
+                <w:i w:val="0"/>
+                <w:color w:val="000000"/>
+                <w:sz w:val="20"/>
+              </w:rPr>
+              <w:t>Verified. Total price matches square footage calculation.</w:t>
             </w:r>
           </w:p>
         </w:tc>
@@ -355,61 +668,106 @@
       <w:tr>
         <w:tc>
           <w:tcPr>
-            <w:tcW w:type="dxa" w:w="2160"/>
+            <w:tcW w:type="dxa" w:w="1728"/>
+            <w:shd w:fill="FFFFFF"/>
           </w:tcPr>
           <w:p>
+            <w:pPr>
+              <w:spacing w:line="288" w:lineRule="auto" w:after="40"/>
+            </w:pPr>
             <w:r>
               <w:rPr>
                 <w:rFonts w:ascii="Times New Roman" w:hAnsi="Times New Roman"/>
                 <w:b w:val="0"/>
-                <w:sz w:val="24"/>
+                <w:i w:val="0"/>
+                <w:color w:val="000000"/>
+                <w:sz w:val="20"/>
               </w:rPr>
-              <w:t>TC5: File Upload via API</w:t>
+              <w:t>TC-05</w:t>
             </w:r>
           </w:p>
         </w:tc>
         <w:tc>
           <w:tcPr>
-            <w:tcW w:type="dxa" w:w="2160"/>
+            <w:tcW w:type="dxa" w:w="1728"/>
+            <w:shd w:fill="FFFFFF"/>
           </w:tcPr>
           <w:p>
+            <w:pPr>
+              <w:spacing w:line="288" w:lineRule="auto" w:after="40"/>
+            </w:pPr>
             <w:r>
               <w:rPr>
                 <w:rFonts w:ascii="Times New Roman" w:hAnsi="Times New Roman"/>
                 <w:b w:val="0"/>
-                <w:sz w:val="24"/>
+                <w:i w:val="0"/>
+                <w:color w:val="000000"/>
+                <w:sz w:val="20"/>
               </w:rPr>
-              <w:t>Upload job images via PHP API</w:t>
+              <w:t>Bulk Job Sticker Presets</w:t>
             </w:r>
           </w:p>
         </w:tc>
         <w:tc>
           <w:tcPr>
-            <w:tcW w:type="dxa" w:w="2160"/>
+            <w:tcW w:type="dxa" w:w="1728"/>
+            <w:shd w:fill="FFFFFF"/>
           </w:tcPr>
           <w:p>
+            <w:pPr>
+              <w:spacing w:line="288" w:lineRule="auto" w:after="40"/>
+            </w:pPr>
             <w:r>
               <w:rPr>
                 <w:rFonts w:ascii="Times New Roman" w:hAnsi="Times New Roman"/>
                 <w:b w:val="0"/>
-                <w:sz w:val="24"/>
+                <w:i w:val="0"/>
+                <w:color w:val="000000"/>
+                <w:sz w:val="20"/>
               </w:rPr>
-              <w:t>Pass</w:t>
+              <w:t>Add bulk sticker job. Selecting 'Sticker 3x3 in' populates W, H, unit (inch), &amp; price.</w:t>
             </w:r>
           </w:p>
         </w:tc>
         <w:tc>
           <w:tcPr>
-            <w:tcW w:type="dxa" w:w="2160"/>
+            <w:tcW w:type="dxa" w:w="1728"/>
+            <w:shd w:fill="FFFFFF"/>
           </w:tcPr>
           <w:p>
+            <w:pPr>
+              <w:spacing w:line="288" w:lineRule="auto" w:after="40"/>
+            </w:pPr>
             <w:r>
               <w:rPr>
                 <w:rFonts w:ascii="Times New Roman" w:hAnsi="Times New Roman"/>
                 <w:b w:val="0"/>
-                <w:sz w:val="24"/>
+                <w:i w:val="0"/>
+                <w:color w:val="000000"/>
+                <w:sz w:val="20"/>
               </w:rPr>
-              <w:t>Image uploads to /api/upload.php successfully handled and compressed.</w:t>
+              <w:t>PASS</w:t>
+            </w:r>
+          </w:p>
+        </w:tc>
+        <w:tc>
+          <w:tcPr>
+            <w:tcW w:type="dxa" w:w="1728"/>
+            <w:shd w:fill="FFFFFF"/>
+          </w:tcPr>
+          <w:p>
+            <w:pPr>
+              <w:spacing w:line="288" w:lineRule="auto" w:after="40"/>
+            </w:pPr>
+            <w:r>
+              <w:rPr>
+                <w:rFonts w:ascii="Times New Roman" w:hAnsi="Times New Roman"/>
+                <w:b w:val="0"/>
+                <w:i w:val="0"/>
+                <w:color w:val="000000"/>
+                <w:sz w:val="20"/>
+              </w:rPr>
+              <w:t>Defect: Unit stayed 'ft'. Fix: Updated handlePresetSelect to update unit and unit_price atomically.</w:t>
             </w:r>
           </w:p>
         </w:tc>
@@ -417,61 +775,106 @@
       <w:tr>
         <w:tc>
           <w:tcPr>
-            <w:tcW w:type="dxa" w:w="2160"/>
+            <w:tcW w:type="dxa" w:w="1728"/>
+            <w:shd w:fill="F8FAFC"/>
           </w:tcPr>
           <w:p>
+            <w:pPr>
+              <w:spacing w:line="288" w:lineRule="auto" w:after="40"/>
+            </w:pPr>
             <w:r>
               <w:rPr>
                 <w:rFonts w:ascii="Times New Roman" w:hAnsi="Times New Roman"/>
                 <w:b w:val="0"/>
-                <w:sz w:val="24"/>
+                <w:i w:val="0"/>
+                <w:color w:val="000000"/>
+                <w:sz w:val="20"/>
               </w:rPr>
-              <w:t>TC6: Record Payment</w:t>
+              <w:t>TC-06</w:t>
             </w:r>
           </w:p>
         </w:tc>
         <w:tc>
           <w:tcPr>
-            <w:tcW w:type="dxa" w:w="2160"/>
+            <w:tcW w:type="dxa" w:w="1728"/>
+            <w:shd w:fill="F8FAFC"/>
           </w:tcPr>
           <w:p>
+            <w:pPr>
+              <w:spacing w:line="288" w:lineRule="auto" w:after="40"/>
+            </w:pPr>
             <w:r>
               <w:rPr>
                 <w:rFonts w:ascii="Times New Roman" w:hAnsi="Times New Roman"/>
                 <w:b w:val="0"/>
-                <w:sz w:val="24"/>
+                <w:i w:val="0"/>
+                <w:color w:val="000000"/>
+                <w:sz w:val="20"/>
               </w:rPr>
-              <w:t>Record payment against a job</w:t>
+              <w:t>Payment Recording</w:t>
             </w:r>
           </w:p>
         </w:tc>
         <w:tc>
           <w:tcPr>
-            <w:tcW w:type="dxa" w:w="2160"/>
+            <w:tcW w:type="dxa" w:w="1728"/>
+            <w:shd w:fill="F8FAFC"/>
           </w:tcPr>
           <w:p>
+            <w:pPr>
+              <w:spacing w:line="288" w:lineRule="auto" w:after="40"/>
+            </w:pPr>
             <w:r>
               <w:rPr>
                 <w:rFonts w:ascii="Times New Roman" w:hAnsi="Times New Roman"/>
                 <w:b w:val="0"/>
-                <w:sz w:val="24"/>
+                <w:i w:val="0"/>
+                <w:color w:val="000000"/>
+                <w:sz w:val="20"/>
               </w:rPr>
-              <w:t>Pass</w:t>
+              <w:t>Record payment against customer balance. Auto-clears balance and updates status to Completed.</w:t>
             </w:r>
           </w:p>
         </w:tc>
         <w:tc>
           <w:tcPr>
-            <w:tcW w:type="dxa" w:w="2160"/>
+            <w:tcW w:type="dxa" w:w="1728"/>
+            <w:shd w:fill="F8FAFC"/>
           </w:tcPr>
           <w:p>
+            <w:pPr>
+              <w:spacing w:line="288" w:lineRule="auto" w:after="40"/>
+            </w:pPr>
             <w:r>
               <w:rPr>
                 <w:rFonts w:ascii="Times New Roman" w:hAnsi="Times New Roman"/>
                 <w:b w:val="0"/>
-                <w:sz w:val="24"/>
+                <w:i w:val="0"/>
+                <w:color w:val="000000"/>
+                <w:sz w:val="20"/>
               </w:rPr>
-              <w:t>Balance correctly updated. Job status auto-updates to Completed if balance is 0.</w:t>
+              <w:t>PASS</w:t>
+            </w:r>
+          </w:p>
+        </w:tc>
+        <w:tc>
+          <w:tcPr>
+            <w:tcW w:type="dxa" w:w="1728"/>
+            <w:shd w:fill="F8FAFC"/>
+          </w:tcPr>
+          <w:p>
+            <w:pPr>
+              <w:spacing w:line="288" w:lineRule="auto" w:after="40"/>
+            </w:pPr>
+            <w:r>
+              <w:rPr>
+                <w:rFonts w:ascii="Times New Roman" w:hAnsi="Times New Roman"/>
+                <w:b w:val="0"/>
+                <w:i w:val="0"/>
+                <w:color w:val="000000"/>
+                <w:sz w:val="20"/>
+              </w:rPr>
+              <w:t>Verified. Balance updates real-time in Supabase DB.</w:t>
             </w:r>
           </w:p>
         </w:tc>
@@ -479,61 +882,106 @@
       <w:tr>
         <w:tc>
           <w:tcPr>
-            <w:tcW w:type="dxa" w:w="2160"/>
+            <w:tcW w:type="dxa" w:w="1728"/>
+            <w:shd w:fill="FFFFFF"/>
           </w:tcPr>
           <w:p>
+            <w:pPr>
+              <w:spacing w:line="288" w:lineRule="auto" w:after="40"/>
+            </w:pPr>
             <w:r>
               <w:rPr>
                 <w:rFonts w:ascii="Times New Roman" w:hAnsi="Times New Roman"/>
                 <w:b w:val="0"/>
-                <w:sz w:val="24"/>
+                <w:i w:val="0"/>
+                <w:color w:val="000000"/>
+                <w:sz w:val="20"/>
               </w:rPr>
-              <w:t>TC7: SMS Notification</w:t>
+              <w:t>TC-07</w:t>
             </w:r>
           </w:p>
         </w:tc>
         <w:tc>
           <w:tcPr>
-            <w:tcW w:type="dxa" w:w="2160"/>
+            <w:tcW w:type="dxa" w:w="1728"/>
+            <w:shd w:fill="FFFFFF"/>
           </w:tcPr>
           <w:p>
+            <w:pPr>
+              <w:spacing w:line="288" w:lineRule="auto" w:after="40"/>
+            </w:pPr>
             <w:r>
               <w:rPr>
                 <w:rFonts w:ascii="Times New Roman" w:hAnsi="Times New Roman"/>
                 <w:b w:val="0"/>
-                <w:sz w:val="24"/>
+                <w:i w:val="0"/>
+                <w:color w:val="000000"/>
+                <w:sz w:val="20"/>
               </w:rPr>
-              <w:t>Verify SMS template on payment</w:t>
+              <w:t>SMSOnlineAPI Gateway</w:t>
             </w:r>
           </w:p>
         </w:tc>
         <w:tc>
           <w:tcPr>
-            <w:tcW w:type="dxa" w:w="2160"/>
+            <w:tcW w:type="dxa" w:w="1728"/>
+            <w:shd w:fill="FFFFFF"/>
           </w:tcPr>
           <w:p>
+            <w:pPr>
+              <w:spacing w:line="288" w:lineRule="auto" w:after="40"/>
+            </w:pPr>
             <w:r>
               <w:rPr>
                 <w:rFonts w:ascii="Times New Roman" w:hAnsi="Times New Roman"/>
                 <w:b w:val="0"/>
-                <w:sz w:val="24"/>
+                <w:i w:val="0"/>
+                <w:color w:val="000000"/>
+                <w:sz w:val="20"/>
               </w:rPr>
-              <w:t>Pass</w:t>
+              <w:t>Dispatch payment receipt SMS via sms.js. Message contains customer name &amp; payment amount.</w:t>
             </w:r>
           </w:p>
         </w:tc>
         <w:tc>
           <w:tcPr>
-            <w:tcW w:type="dxa" w:w="2160"/>
+            <w:tcW w:type="dxa" w:w="1728"/>
+            <w:shd w:fill="FFFFFF"/>
           </w:tcPr>
           <w:p>
+            <w:pPr>
+              <w:spacing w:line="288" w:lineRule="auto" w:after="40"/>
+            </w:pPr>
             <w:r>
               <w:rPr>
                 <w:rFonts w:ascii="Times New Roman" w:hAnsi="Times New Roman"/>
                 <w:b w:val="0"/>
-                <w:sz w:val="24"/>
+                <w:i w:val="0"/>
+                <w:color w:val="000000"/>
+                <w:sz w:val="20"/>
               </w:rPr>
-              <w:t>Format strictly matches: 'Hello [Name], your payment of... Powered by: Soluotech'.</w:t>
+              <w:t>PASS</w:t>
+            </w:r>
+          </w:p>
+        </w:tc>
+        <w:tc>
+          <w:tcPr>
+            <w:tcW w:type="dxa" w:w="1728"/>
+            <w:shd w:fill="FFFFFF"/>
+          </w:tcPr>
+          <w:p>
+            <w:pPr>
+              <w:spacing w:line="288" w:lineRule="auto" w:after="40"/>
+            </w:pPr>
+            <w:r>
+              <w:rPr>
+                <w:rFonts w:ascii="Times New Roman" w:hAnsi="Times New Roman"/>
+                <w:b w:val="0"/>
+                <w:i w:val="0"/>
+                <w:color w:val="000000"/>
+                <w:sz w:val="20"/>
+              </w:rPr>
+              <w:t>Verified. smsonlineapi responds with success code.</w:t>
             </w:r>
           </w:p>
         </w:tc>
@@ -541,61 +989,320 @@
       <w:tr>
         <w:tc>
           <w:tcPr>
-            <w:tcW w:type="dxa" w:w="2160"/>
+            <w:tcW w:type="dxa" w:w="1728"/>
+            <w:shd w:fill="F8FAFC"/>
           </w:tcPr>
           <w:p>
+            <w:pPr>
+              <w:spacing w:line="288" w:lineRule="auto" w:after="40"/>
+            </w:pPr>
             <w:r>
               <w:rPr>
                 <w:rFonts w:ascii="Times New Roman" w:hAnsi="Times New Roman"/>
                 <w:b w:val="0"/>
-                <w:sz w:val="24"/>
+                <w:i w:val="0"/>
+                <w:color w:val="000000"/>
+                <w:sz w:val="20"/>
               </w:rPr>
-              <w:t>TC8: Email Notification</w:t>
+              <w:t>TC-08</w:t>
             </w:r>
           </w:p>
         </w:tc>
         <w:tc>
           <w:tcPr>
-            <w:tcW w:type="dxa" w:w="2160"/>
+            <w:tcW w:type="dxa" w:w="1728"/>
+            <w:shd w:fill="F8FAFC"/>
           </w:tcPr>
           <w:p>
+            <w:pPr>
+              <w:spacing w:line="288" w:lineRule="auto" w:after="40"/>
+            </w:pPr>
             <w:r>
               <w:rPr>
                 <w:rFonts w:ascii="Times New Roman" w:hAnsi="Times New Roman"/>
                 <w:b w:val="0"/>
-                <w:sz w:val="24"/>
+                <w:i w:val="0"/>
+                <w:color w:val="000000"/>
+                <w:sz w:val="20"/>
               </w:rPr>
-              <w:t>Verify SMTP Emails via Namecheap</w:t>
+              <w:t>Namecheap SMTP Email</w:t>
             </w:r>
           </w:p>
         </w:tc>
         <w:tc>
           <w:tcPr>
-            <w:tcW w:type="dxa" w:w="2160"/>
+            <w:tcW w:type="dxa" w:w="1728"/>
+            <w:shd w:fill="F8FAFC"/>
           </w:tcPr>
           <w:p>
+            <w:pPr>
+              <w:spacing w:line="288" w:lineRule="auto" w:after="40"/>
+            </w:pPr>
             <w:r>
               <w:rPr>
                 <w:rFonts w:ascii="Times New Roman" w:hAnsi="Times New Roman"/>
                 <w:b w:val="0"/>
-                <w:sz w:val="24"/>
+                <w:i w:val="0"/>
+                <w:color w:val="000000"/>
+                <w:sz w:val="20"/>
               </w:rPr>
-              <w:t>Pass</w:t>
+              <w:t>Send email verification via /api/send_email.php using notify@soluotech.com over SSL 465.</w:t>
             </w:r>
           </w:p>
         </w:tc>
         <w:tc>
           <w:tcPr>
-            <w:tcW w:type="dxa" w:w="2160"/>
+            <w:tcW w:type="dxa" w:w="1728"/>
+            <w:shd w:fill="F8FAFC"/>
           </w:tcPr>
           <w:p>
+            <w:pPr>
+              <w:spacing w:line="288" w:lineRule="auto" w:after="40"/>
+            </w:pPr>
             <w:r>
               <w:rPr>
                 <w:rFonts w:ascii="Times New Roman" w:hAnsi="Times New Roman"/>
                 <w:b w:val="0"/>
-                <w:sz w:val="24"/>
+                <w:i w:val="0"/>
+                <w:color w:val="000000"/>
+                <w:sz w:val="20"/>
               </w:rPr>
-              <w:t>Mail delivered using notify@soluotech.com securely over port 465.</w:t>
+              <w:t>PASS</w:t>
+            </w:r>
+          </w:p>
+        </w:tc>
+        <w:tc>
+          <w:tcPr>
+            <w:tcW w:type="dxa" w:w="1728"/>
+            <w:shd w:fill="F8FAFC"/>
+          </w:tcPr>
+          <w:p>
+            <w:pPr>
+              <w:spacing w:line="288" w:lineRule="auto" w:after="40"/>
+            </w:pPr>
+            <w:r>
+              <w:rPr>
+                <w:rFonts w:ascii="Times New Roman" w:hAnsi="Times New Roman"/>
+                <w:b w:val="0"/>
+                <w:i w:val="0"/>
+                <w:color w:val="000000"/>
+                <w:sz w:val="20"/>
+              </w:rPr>
+              <w:t>Verified. Custom HTML verification email delivered.</w:t>
+            </w:r>
+          </w:p>
+        </w:tc>
+      </w:tr>
+      <w:tr>
+        <w:tc>
+          <w:tcPr>
+            <w:tcW w:type="dxa" w:w="1728"/>
+            <w:shd w:fill="FFFFFF"/>
+          </w:tcPr>
+          <w:p>
+            <w:pPr>
+              <w:spacing w:line="288" w:lineRule="auto" w:after="40"/>
+            </w:pPr>
+            <w:r>
+              <w:rPr>
+                <w:rFonts w:ascii="Times New Roman" w:hAnsi="Times New Roman"/>
+                <w:b w:val="0"/>
+                <w:i w:val="0"/>
+                <w:color w:val="000000"/>
+                <w:sz w:val="20"/>
+              </w:rPr>
+              <w:t>TC-09</w:t>
+            </w:r>
+          </w:p>
+        </w:tc>
+        <w:tc>
+          <w:tcPr>
+            <w:tcW w:type="dxa" w:w="1728"/>
+            <w:shd w:fill="FFFFFF"/>
+          </w:tcPr>
+          <w:p>
+            <w:pPr>
+              <w:spacing w:line="288" w:lineRule="auto" w:after="40"/>
+            </w:pPr>
+            <w:r>
+              <w:rPr>
+                <w:rFonts w:ascii="Times New Roman" w:hAnsi="Times New Roman"/>
+                <w:b w:val="0"/>
+                <w:i w:val="0"/>
+                <w:color w:val="000000"/>
+                <w:sz w:val="20"/>
+              </w:rPr>
+              <w:t>Export Toolbar PDF</w:t>
+            </w:r>
+          </w:p>
+        </w:tc>
+        <w:tc>
+          <w:tcPr>
+            <w:tcW w:type="dxa" w:w="1728"/>
+            <w:shd w:fill="FFFFFF"/>
+          </w:tcPr>
+          <w:p>
+            <w:pPr>
+              <w:spacing w:line="288" w:lineRule="auto" w:after="40"/>
+            </w:pPr>
+            <w:r>
+              <w:rPr>
+                <w:rFonts w:ascii="Times New Roman" w:hAnsi="Times New Roman"/>
+                <w:b w:val="0"/>
+                <w:i w:val="0"/>
+                <w:color w:val="000000"/>
+                <w:sz w:val="20"/>
+              </w:rPr>
+              <w:t>Export Revenue Report page to PDF. PDF includes visual canvas graphics and table.</w:t>
+            </w:r>
+          </w:p>
+        </w:tc>
+        <w:tc>
+          <w:tcPr>
+            <w:tcW w:type="dxa" w:w="1728"/>
+            <w:shd w:fill="FFFFFF"/>
+          </w:tcPr>
+          <w:p>
+            <w:pPr>
+              <w:spacing w:line="288" w:lineRule="auto" w:after="40"/>
+            </w:pPr>
+            <w:r>
+              <w:rPr>
+                <w:rFonts w:ascii="Times New Roman" w:hAnsi="Times New Roman"/>
+                <w:b w:val="0"/>
+                <w:i w:val="0"/>
+                <w:color w:val="000000"/>
+                <w:sz w:val="20"/>
+              </w:rPr>
+              <w:t>PASS</w:t>
+            </w:r>
+          </w:p>
+        </w:tc>
+        <w:tc>
+          <w:tcPr>
+            <w:tcW w:type="dxa" w:w="1728"/>
+            <w:shd w:fill="FFFFFF"/>
+          </w:tcPr>
+          <w:p>
+            <w:pPr>
+              <w:spacing w:line="288" w:lineRule="auto" w:after="40"/>
+            </w:pPr>
+            <w:r>
+              <w:rPr>
+                <w:rFonts w:ascii="Times New Roman" w:hAnsi="Times New Roman"/>
+                <w:b w:val="0"/>
+                <w:i w:val="0"/>
+                <w:color w:val="000000"/>
+                <w:sz w:val="20"/>
+              </w:rPr>
+              <w:t>Defect: Black canvas compositing. Fix: Standardized beforeDraw canvas wiping compositing.</w:t>
+            </w:r>
+          </w:p>
+        </w:tc>
+      </w:tr>
+      <w:tr>
+        <w:tc>
+          <w:tcPr>
+            <w:tcW w:type="dxa" w:w="1728"/>
+            <w:shd w:fill="F8FAFC"/>
+          </w:tcPr>
+          <w:p>
+            <w:pPr>
+              <w:spacing w:line="288" w:lineRule="auto" w:after="40"/>
+            </w:pPr>
+            <w:r>
+              <w:rPr>
+                <w:rFonts w:ascii="Times New Roman" w:hAnsi="Times New Roman"/>
+                <w:b w:val="0"/>
+                <w:i w:val="0"/>
+                <w:color w:val="000000"/>
+                <w:sz w:val="20"/>
+              </w:rPr>
+              <w:t>TC-10</w:t>
+            </w:r>
+          </w:p>
+        </w:tc>
+        <w:tc>
+          <w:tcPr>
+            <w:tcW w:type="dxa" w:w="1728"/>
+            <w:shd w:fill="F8FAFC"/>
+          </w:tcPr>
+          <w:p>
+            <w:pPr>
+              <w:spacing w:line="288" w:lineRule="auto" w:after="40"/>
+            </w:pPr>
+            <w:r>
+              <w:rPr>
+                <w:rFonts w:ascii="Times New Roman" w:hAnsi="Times New Roman"/>
+                <w:b w:val="0"/>
+                <w:i w:val="0"/>
+                <w:color w:val="000000"/>
+                <w:sz w:val="20"/>
+              </w:rPr>
+              <w:t>Responsive Layout</w:t>
+            </w:r>
+          </w:p>
+        </w:tc>
+        <w:tc>
+          <w:tcPr>
+            <w:tcW w:type="dxa" w:w="1728"/>
+            <w:shd w:fill="F8FAFC"/>
+          </w:tcPr>
+          <w:p>
+            <w:pPr>
+              <w:spacing w:line="288" w:lineRule="auto" w:after="40"/>
+            </w:pPr>
+            <w:r>
+              <w:rPr>
+                <w:rFonts w:ascii="Times New Roman" w:hAnsi="Times New Roman"/>
+                <w:b w:val="0"/>
+                <w:i w:val="0"/>
+                <w:color w:val="000000"/>
+                <w:sz w:val="20"/>
+              </w:rPr>
+              <w:t>Resize viewport to 1024px. Grid cards collapse to 1 column without overlapping.</w:t>
+            </w:r>
+          </w:p>
+        </w:tc>
+        <w:tc>
+          <w:tcPr>
+            <w:tcW w:type="dxa" w:w="1728"/>
+            <w:shd w:fill="F8FAFC"/>
+          </w:tcPr>
+          <w:p>
+            <w:pPr>
+              <w:spacing w:line="288" w:lineRule="auto" w:after="40"/>
+            </w:pPr>
+            <w:r>
+              <w:rPr>
+                <w:rFonts w:ascii="Times New Roman" w:hAnsi="Times New Roman"/>
+                <w:b w:val="0"/>
+                <w:i w:val="0"/>
+                <w:color w:val="000000"/>
+                <w:sz w:val="20"/>
+              </w:rPr>
+              <w:t>PASS</w:t>
+            </w:r>
+          </w:p>
+        </w:tc>
+        <w:tc>
+          <w:tcPr>
+            <w:tcW w:type="dxa" w:w="1728"/>
+            <w:shd w:fill="F8FAFC"/>
+          </w:tcPr>
+          <w:p>
+            <w:pPr>
+              <w:spacing w:line="288" w:lineRule="auto" w:after="40"/>
+            </w:pPr>
+            <w:r>
+              <w:rPr>
+                <w:rFonts w:ascii="Times New Roman" w:hAnsi="Times New Roman"/>
+                <w:b w:val="0"/>
+                <w:i w:val="0"/>
+                <w:color w:val="000000"/>
+                <w:sz w:val="20"/>
+              </w:rPr>
+              <w:t>Defect: Income/Expense card overlap. Fix: Added max-width 1200px 1fr grid rules.</w:t>
             </w:r>
           </w:p>
         </w:tc>

--- a/Testing_Report.docx
+++ b/Testing_Report.docx
@@ -16,6 +16,21 @@
           <w:sz w:val="36"/>
         </w:rPr>
         <w:t>Software Quality Assurance &amp; Testing Report</w:t>
+      </w:r>
+    </w:p>
+    <w:p>
+      <w:pPr>
+        <w:spacing w:line="360" w:lineRule="auto" w:after="160"/>
+      </w:pPr>
+      <w:r>
+        <w:rPr>
+          <w:rFonts w:ascii="Times New Roman" w:hAnsi="Times New Roman"/>
+          <w:b/>
+          <w:i w:val="0"/>
+          <w:color w:val="000000"/>
+          <w:sz w:val="24"/>
+        </w:rPr>
+        <w:t>Project Title: SoluoPrint - Advanced Print Shop Management System</w:t>
       </w:r>
     </w:p>
     <w:p>
@@ -511,7 +526,7 @@
                 <w:color w:val="000000"/>
                 <w:sz w:val="20"/>
               </w:rPr>
-              <w:t>Login via /customer-login with CUST-AGAT-2837. Validates against customers table.</w:t>
+              <w:t>Login via /customer-login with CUST-BENM-8564 / r1i9kpvb. Validates against customers table.</w:t>
             </w:r>
           </w:p>
         </w:tc>
@@ -939,7 +954,7 @@
                 <w:color w:val="000000"/>
                 <w:sz w:val="20"/>
               </w:rPr>
-              <w:t>Dispatch payment receipt SMS via sms.js. Message contains customer name &amp; payment amount.</w:t>
+              <w:t>Dispatch payment receipt SMS via sms.js. Message strictly follows SMSGH template.</w:t>
             </w:r>
           </w:p>
         </w:tc>
@@ -1132,7 +1147,7 @@
                 <w:color w:val="000000"/>
                 <w:sz w:val="20"/>
               </w:rPr>
-              <w:t>Export Toolbar PDF</w:t>
+              <w:t>Payment Gateway Settings</w:t>
             </w:r>
           </w:p>
         </w:tc>
@@ -1153,7 +1168,7 @@
                 <w:color w:val="000000"/>
                 <w:sz w:val="20"/>
               </w:rPr>
-              <w:t>Export Revenue Report page to PDF. PDF includes visual canvas graphics and table.</w:t>
+              <w:t>Configure Hubtel, Paystack, and Flutterwave API keys in settings.</w:t>
             </w:r>
           </w:p>
         </w:tc>
@@ -1195,7 +1210,7 @@
                 <w:color w:val="000000"/>
                 <w:sz w:val="20"/>
               </w:rPr>
-              <w:t>Defect: Black canvas compositing. Fix: Standardized beforeDraw canvas wiping compositing.</w:t>
+              <w:t>Verified. Gateway keys stored in settings table.</w:t>
             </w:r>
           </w:p>
         </w:tc>
@@ -1239,7 +1254,7 @@
                 <w:color w:val="000000"/>
                 <w:sz w:val="20"/>
               </w:rPr>
-              <w:t>Responsive Layout</w:t>
+              <w:t>Export Toolbar PDF</w:t>
             </w:r>
           </w:p>
         </w:tc>
@@ -1260,7 +1275,7 @@
                 <w:color w:val="000000"/>
                 <w:sz w:val="20"/>
               </w:rPr>
-              <w:t>Resize viewport to 1024px. Grid cards collapse to 1 column without overlapping.</w:t>
+              <w:t>Export Revenue Report page to PDF. PDF includes visual canvas graphics and table.</w:t>
             </w:r>
           </w:p>
         </w:tc>
@@ -1302,7 +1317,7 @@
                 <w:color w:val="000000"/>
                 <w:sz w:val="20"/>
               </w:rPr>
-              <w:t>Defect: Income/Expense card overlap. Fix: Added max-width 1200px 1fr grid rules.</w:t>
+              <w:t>Defect: Black canvas compositing. Fix: Standardized beforeDraw canvas wiping compositing.</w:t>
             </w:r>
           </w:p>
         </w:tc>

--- a/Testing_Report.docx
+++ b/Testing_Report.docx
@@ -1322,6 +1322,434 @@
           </w:p>
         </w:tc>
       </w:tr>
+      <w:tr>
+        <w:tc>
+          <w:tcPr>
+            <w:tcW w:type="dxa" w:w="1728"/>
+            <w:shd w:fill="FFFFFF"/>
+          </w:tcPr>
+          <w:p>
+            <w:pPr>
+              <w:spacing w:line="288" w:lineRule="auto" w:after="40"/>
+            </w:pPr>
+            <w:r>
+              <w:rPr>
+                <w:rFonts w:ascii="Times New Roman" w:hAnsi="Times New Roman"/>
+                <w:b w:val="0"/>
+                <w:i w:val="0"/>
+                <w:color w:val="000000"/>
+                <w:sz w:val="20"/>
+              </w:rPr>
+              <w:t>TC-11</w:t>
+            </w:r>
+          </w:p>
+        </w:tc>
+        <w:tc>
+          <w:tcPr>
+            <w:tcW w:type="dxa" w:w="1728"/>
+            <w:shd w:fill="FFFFFF"/>
+          </w:tcPr>
+          <w:p>
+            <w:pPr>
+              <w:spacing w:line="288" w:lineRule="auto" w:after="40"/>
+            </w:pPr>
+            <w:r>
+              <w:rPr>
+                <w:rFonts w:ascii="Times New Roman" w:hAnsi="Times New Roman"/>
+                <w:b w:val="0"/>
+                <w:i w:val="0"/>
+                <w:color w:val="000000"/>
+                <w:sz w:val="20"/>
+              </w:rPr>
+              <w:t>Add User to Company</w:t>
+            </w:r>
+          </w:p>
+        </w:tc>
+        <w:tc>
+          <w:tcPr>
+            <w:tcW w:type="dxa" w:w="1728"/>
+            <w:shd w:fill="FFFFFF"/>
+          </w:tcPr>
+          <w:p>
+            <w:pPr>
+              <w:spacing w:line="288" w:lineRule="auto" w:after="40"/>
+            </w:pPr>
+            <w:r>
+              <w:rPr>
+                <w:rFonts w:ascii="Times New Roman" w:hAnsi="Times New Roman"/>
+                <w:b w:val="0"/>
+                <w:i w:val="0"/>
+                <w:color w:val="000000"/>
+                <w:sz w:val="20"/>
+              </w:rPr>
+              <w:t>Create a new staff user from User Management. Auto-generate credentials when email/password omitted.</w:t>
+            </w:r>
+          </w:p>
+        </w:tc>
+        <w:tc>
+          <w:tcPr>
+            <w:tcW w:type="dxa" w:w="1728"/>
+            <w:shd w:fill="FFFFFF"/>
+          </w:tcPr>
+          <w:p>
+            <w:pPr>
+              <w:spacing w:line="288" w:lineRule="auto" w:after="40"/>
+            </w:pPr>
+            <w:r>
+              <w:rPr>
+                <w:rFonts w:ascii="Times New Roman" w:hAnsi="Times New Roman"/>
+                <w:b w:val="0"/>
+                <w:i w:val="0"/>
+                <w:color w:val="000000"/>
+                <w:sz w:val="20"/>
+              </w:rPr>
+              <w:t>PASS</w:t>
+            </w:r>
+          </w:p>
+        </w:tc>
+        <w:tc>
+          <w:tcPr>
+            <w:tcW w:type="dxa" w:w="1728"/>
+            <w:shd w:fill="FFFFFF"/>
+          </w:tcPr>
+          <w:p>
+            <w:pPr>
+              <w:spacing w:line="288" w:lineRule="auto" w:after="40"/>
+            </w:pPr>
+            <w:r>
+              <w:rPr>
+                <w:rFonts w:ascii="Times New Roman" w:hAnsi="Times New Roman"/>
+                <w:b w:val="0"/>
+                <w:i w:val="0"/>
+                <w:color w:val="000000"/>
+                <w:sz w:val="20"/>
+              </w:rPr>
+              <w:t>Defect: toast.error() crash. Fix: Switched to showToast() + added direct profile insert fallback.</w:t>
+            </w:r>
+          </w:p>
+        </w:tc>
+      </w:tr>
+      <w:tr>
+        <w:tc>
+          <w:tcPr>
+            <w:tcW w:type="dxa" w:w="1728"/>
+            <w:shd w:fill="F8FAFC"/>
+          </w:tcPr>
+          <w:p>
+            <w:pPr>
+              <w:spacing w:line="288" w:lineRule="auto" w:after="40"/>
+            </w:pPr>
+            <w:r>
+              <w:rPr>
+                <w:rFonts w:ascii="Times New Roman" w:hAnsi="Times New Roman"/>
+                <w:b w:val="0"/>
+                <w:i w:val="0"/>
+                <w:color w:val="000000"/>
+                <w:sz w:val="20"/>
+              </w:rPr>
+              <w:t>TC-12</w:t>
+            </w:r>
+          </w:p>
+        </w:tc>
+        <w:tc>
+          <w:tcPr>
+            <w:tcW w:type="dxa" w:w="1728"/>
+            <w:shd w:fill="F8FAFC"/>
+          </w:tcPr>
+          <w:p>
+            <w:pPr>
+              <w:spacing w:line="288" w:lineRule="auto" w:after="40"/>
+            </w:pPr>
+            <w:r>
+              <w:rPr>
+                <w:rFonts w:ascii="Times New Roman" w:hAnsi="Times New Roman"/>
+                <w:b w:val="0"/>
+                <w:i w:val="0"/>
+                <w:color w:val="000000"/>
+                <w:sz w:val="20"/>
+              </w:rPr>
+              <w:t>Customer Portal Job Upload</w:t>
+            </w:r>
+          </w:p>
+        </w:tc>
+        <w:tc>
+          <w:tcPr>
+            <w:tcW w:type="dxa" w:w="1728"/>
+            <w:shd w:fill="F8FAFC"/>
+          </w:tcPr>
+          <w:p>
+            <w:pPr>
+              <w:spacing w:line="288" w:lineRule="auto" w:after="40"/>
+            </w:pPr>
+            <w:r>
+              <w:rPr>
+                <w:rFonts w:ascii="Times New Roman" w:hAnsi="Times New Roman"/>
+                <w:b w:val="0"/>
+                <w:i w:val="0"/>
+                <w:color w:val="000000"/>
+                <w:sz w:val="20"/>
+              </w:rPr>
+              <w:t>Customer submits job with artwork files from portal. Files stored via PHP or Supabase Storage fallback.</w:t>
+            </w:r>
+          </w:p>
+        </w:tc>
+        <w:tc>
+          <w:tcPr>
+            <w:tcW w:type="dxa" w:w="1728"/>
+            <w:shd w:fill="F8FAFC"/>
+          </w:tcPr>
+          <w:p>
+            <w:pPr>
+              <w:spacing w:line="288" w:lineRule="auto" w:after="40"/>
+            </w:pPr>
+            <w:r>
+              <w:rPr>
+                <w:rFonts w:ascii="Times New Roman" w:hAnsi="Times New Roman"/>
+                <w:b w:val="0"/>
+                <w:i w:val="0"/>
+                <w:color w:val="000000"/>
+                <w:sz w:val="20"/>
+              </w:rPr>
+              <w:t>PASS</w:t>
+            </w:r>
+          </w:p>
+        </w:tc>
+        <w:tc>
+          <w:tcPr>
+            <w:tcW w:type="dxa" w:w="1728"/>
+            <w:shd w:fill="F8FAFC"/>
+          </w:tcPr>
+          <w:p>
+            <w:pPr>
+              <w:spacing w:line="288" w:lineRule="auto" w:after="40"/>
+            </w:pPr>
+            <w:r>
+              <w:rPr>
+                <w:rFonts w:ascii="Times New Roman" w:hAnsi="Times New Roman"/>
+                <w:b w:val="0"/>
+                <w:i w:val="0"/>
+                <w:color w:val="000000"/>
+                <w:sz w:val="20"/>
+              </w:rPr>
+              <w:t>Defect: PHP 404 on localhost. Fix: Added Supabase Storage fallback upload path.</w:t>
+            </w:r>
+          </w:p>
+        </w:tc>
+      </w:tr>
+      <w:tr>
+        <w:tc>
+          <w:tcPr>
+            <w:tcW w:type="dxa" w:w="1728"/>
+            <w:shd w:fill="FFFFFF"/>
+          </w:tcPr>
+          <w:p>
+            <w:pPr>
+              <w:spacing w:line="288" w:lineRule="auto" w:after="40"/>
+            </w:pPr>
+            <w:r>
+              <w:rPr>
+                <w:rFonts w:ascii="Times New Roman" w:hAnsi="Times New Roman"/>
+                <w:b w:val="0"/>
+                <w:i w:val="0"/>
+                <w:color w:val="000000"/>
+                <w:sz w:val="20"/>
+              </w:rPr>
+              <w:t>TC-13</w:t>
+            </w:r>
+          </w:p>
+        </w:tc>
+        <w:tc>
+          <w:tcPr>
+            <w:tcW w:type="dxa" w:w="1728"/>
+            <w:shd w:fill="FFFFFF"/>
+          </w:tcPr>
+          <w:p>
+            <w:pPr>
+              <w:spacing w:line="288" w:lineRule="auto" w:after="40"/>
+            </w:pPr>
+            <w:r>
+              <w:rPr>
+                <w:rFonts w:ascii="Times New Roman" w:hAnsi="Times New Roman"/>
+                <w:b w:val="0"/>
+                <w:i w:val="0"/>
+                <w:color w:val="000000"/>
+                <w:sz w:val="20"/>
+              </w:rPr>
+              <w:t>Customer Online Payment</w:t>
+            </w:r>
+          </w:p>
+        </w:tc>
+        <w:tc>
+          <w:tcPr>
+            <w:tcW w:type="dxa" w:w="1728"/>
+            <w:shd w:fill="FFFFFF"/>
+          </w:tcPr>
+          <w:p>
+            <w:pPr>
+              <w:spacing w:line="288" w:lineRule="auto" w:after="40"/>
+            </w:pPr>
+            <w:r>
+              <w:rPr>
+                <w:rFonts w:ascii="Times New Roman" w:hAnsi="Times New Roman"/>
+                <w:b w:val="0"/>
+                <w:i w:val="0"/>
+                <w:color w:val="000000"/>
+                <w:sz w:val="20"/>
+              </w:rPr>
+              <w:t>Customer pays outstanding balance via Paystack/Hubtel/Flutterwave from portal dashboard.</w:t>
+            </w:r>
+          </w:p>
+        </w:tc>
+        <w:tc>
+          <w:tcPr>
+            <w:tcW w:type="dxa" w:w="1728"/>
+            <w:shd w:fill="FFFFFF"/>
+          </w:tcPr>
+          <w:p>
+            <w:pPr>
+              <w:spacing w:line="288" w:lineRule="auto" w:after="40"/>
+            </w:pPr>
+            <w:r>
+              <w:rPr>
+                <w:rFonts w:ascii="Times New Roman" w:hAnsi="Times New Roman"/>
+                <w:b w:val="0"/>
+                <w:i w:val="0"/>
+                <w:color w:val="000000"/>
+                <w:sz w:val="20"/>
+              </w:rPr>
+              <w:t>PASS</w:t>
+            </w:r>
+          </w:p>
+        </w:tc>
+        <w:tc>
+          <w:tcPr>
+            <w:tcW w:type="dxa" w:w="1728"/>
+            <w:shd w:fill="FFFFFF"/>
+          </w:tcPr>
+          <w:p>
+            <w:pPr>
+              <w:spacing w:line="288" w:lineRule="auto" w:after="40"/>
+            </w:pPr>
+            <w:r>
+              <w:rPr>
+                <w:rFonts w:ascii="Times New Roman" w:hAnsi="Times New Roman"/>
+                <w:b w:val="0"/>
+                <w:i w:val="0"/>
+                <w:color w:val="000000"/>
+                <w:sz w:val="20"/>
+              </w:rPr>
+              <w:t>Verified. Payment updates balance, generates notification, and sends SMS receipt.</w:t>
+            </w:r>
+          </w:p>
+        </w:tc>
+      </w:tr>
+      <w:tr>
+        <w:tc>
+          <w:tcPr>
+            <w:tcW w:type="dxa" w:w="1728"/>
+            <w:shd w:fill="F8FAFC"/>
+          </w:tcPr>
+          <w:p>
+            <w:pPr>
+              <w:spacing w:line="288" w:lineRule="auto" w:after="40"/>
+            </w:pPr>
+            <w:r>
+              <w:rPr>
+                <w:rFonts w:ascii="Times New Roman" w:hAnsi="Times New Roman"/>
+                <w:b w:val="0"/>
+                <w:i w:val="0"/>
+                <w:color w:val="000000"/>
+                <w:sz w:val="20"/>
+              </w:rPr>
+              <w:t>TC-14</w:t>
+            </w:r>
+          </w:p>
+        </w:tc>
+        <w:tc>
+          <w:tcPr>
+            <w:tcW w:type="dxa" w:w="1728"/>
+            <w:shd w:fill="F8FAFC"/>
+          </w:tcPr>
+          <w:p>
+            <w:pPr>
+              <w:spacing w:line="288" w:lineRule="auto" w:after="40"/>
+            </w:pPr>
+            <w:r>
+              <w:rPr>
+                <w:rFonts w:ascii="Times New Roman" w:hAnsi="Times New Roman"/>
+                <w:b w:val="0"/>
+                <w:i w:val="0"/>
+                <w:color w:val="000000"/>
+                <w:sz w:val="20"/>
+              </w:rPr>
+              <w:t>Expanded RBAC Permissions</w:t>
+            </w:r>
+          </w:p>
+        </w:tc>
+        <w:tc>
+          <w:tcPr>
+            <w:tcW w:type="dxa" w:w="1728"/>
+            <w:shd w:fill="F8FAFC"/>
+          </w:tcPr>
+          <w:p>
+            <w:pPr>
+              <w:spacing w:line="288" w:lineRule="auto" w:after="40"/>
+            </w:pPr>
+            <w:r>
+              <w:rPr>
+                <w:rFonts w:ascii="Times New Roman" w:hAnsi="Times New Roman"/>
+                <w:b w:val="0"/>
+                <w:i w:val="0"/>
+                <w:color w:val="000000"/>
+                <w:sz w:val="20"/>
+              </w:rPr>
+              <w:t>18 granular permissions across 8 groups control sidebar visibility and route access.</w:t>
+            </w:r>
+          </w:p>
+        </w:tc>
+        <w:tc>
+          <w:tcPr>
+            <w:tcW w:type="dxa" w:w="1728"/>
+            <w:shd w:fill="F8FAFC"/>
+          </w:tcPr>
+          <w:p>
+            <w:pPr>
+              <w:spacing w:line="288" w:lineRule="auto" w:after="40"/>
+            </w:pPr>
+            <w:r>
+              <w:rPr>
+                <w:rFonts w:ascii="Times New Roman" w:hAnsi="Times New Roman"/>
+                <w:b w:val="0"/>
+                <w:i w:val="0"/>
+                <w:color w:val="000000"/>
+                <w:sz w:val="20"/>
+              </w:rPr>
+              <w:t>PASS</w:t>
+            </w:r>
+          </w:p>
+        </w:tc>
+        <w:tc>
+          <w:tcPr>
+            <w:tcW w:type="dxa" w:w="1728"/>
+            <w:shd w:fill="F8FAFC"/>
+          </w:tcPr>
+          <w:p>
+            <w:pPr>
+              <w:spacing w:line="288" w:lineRule="auto" w:after="40"/>
+            </w:pPr>
+            <w:r>
+              <w:rPr>
+                <w:rFonts w:ascii="Times New Roman" w:hAnsi="Times New Roman"/>
+                <w:b w:val="0"/>
+                <w:i w:val="0"/>
+                <w:color w:val="000000"/>
+                <w:sz w:val="20"/>
+              </w:rPr>
+              <w:t>Verified. Staff sees only permitted views; Owner has full access.</w:t>
+            </w:r>
+          </w:p>
+        </w:tc>
+      </w:tr>
     </w:tbl>
     <w:p/>
     <w:sectPr>

--- a/Testing_Report.docx
+++ b/Testing_Report.docx
@@ -1750,6 +1750,113 @@
           </w:p>
         </w:tc>
       </w:tr>
+      <w:tr>
+        <w:tc>
+          <w:tcPr>
+            <w:tcW w:type="dxa" w:w="1728"/>
+            <w:shd w:fill="FFFFFF"/>
+          </w:tcPr>
+          <w:p>
+            <w:pPr>
+              <w:spacing w:line="288" w:lineRule="auto" w:after="40"/>
+            </w:pPr>
+            <w:r>
+              <w:rPr>
+                <w:rFonts w:ascii="Times New Roman" w:hAnsi="Times New Roman"/>
+                <w:b w:val="0"/>
+                <w:i w:val="0"/>
+                <w:color w:val="000000"/>
+                <w:sz w:val="20"/>
+              </w:rPr>
+              <w:t>TC-15</w:t>
+            </w:r>
+          </w:p>
+        </w:tc>
+        <w:tc>
+          <w:tcPr>
+            <w:tcW w:type="dxa" w:w="1728"/>
+            <w:shd w:fill="FFFFFF"/>
+          </w:tcPr>
+          <w:p>
+            <w:pPr>
+              <w:spacing w:line="288" w:lineRule="auto" w:after="40"/>
+            </w:pPr>
+            <w:r>
+              <w:rPr>
+                <w:rFonts w:ascii="Times New Roman" w:hAnsi="Times New Roman"/>
+                <w:b w:val="0"/>
+                <w:i w:val="0"/>
+                <w:color w:val="000000"/>
+                <w:sz w:val="20"/>
+              </w:rPr>
+              <w:t>Audit &amp; Activity Logging</w:t>
+            </w:r>
+          </w:p>
+        </w:tc>
+        <w:tc>
+          <w:tcPr>
+            <w:tcW w:type="dxa" w:w="1728"/>
+            <w:shd w:fill="FFFFFF"/>
+          </w:tcPr>
+          <w:p>
+            <w:pPr>
+              <w:spacing w:line="288" w:lineRule="auto" w:after="40"/>
+            </w:pPr>
+            <w:r>
+              <w:rPr>
+                <w:rFonts w:ascii="Times New Roman" w:hAnsi="Times New Roman"/>
+                <w:b w:val="0"/>
+                <w:i w:val="0"/>
+                <w:color w:val="000000"/>
+                <w:sz w:val="20"/>
+              </w:rPr>
+              <w:t>Logins, job uploads, deletions, user additions, and payments captured in audit_logs with CSV export.</w:t>
+            </w:r>
+          </w:p>
+        </w:tc>
+        <w:tc>
+          <w:tcPr>
+            <w:tcW w:type="dxa" w:w="1728"/>
+            <w:shd w:fill="FFFFFF"/>
+          </w:tcPr>
+          <w:p>
+            <w:pPr>
+              <w:spacing w:line="288" w:lineRule="auto" w:after="40"/>
+            </w:pPr>
+            <w:r>
+              <w:rPr>
+                <w:rFonts w:ascii="Times New Roman" w:hAnsi="Times New Roman"/>
+                <w:b w:val="0"/>
+                <w:i w:val="0"/>
+                <w:color w:val="000000"/>
+                <w:sz w:val="20"/>
+              </w:rPr>
+              <w:t>PASS</w:t>
+            </w:r>
+          </w:p>
+        </w:tc>
+        <w:tc>
+          <w:tcPr>
+            <w:tcW w:type="dxa" w:w="1728"/>
+            <w:shd w:fill="FFFFFF"/>
+          </w:tcPr>
+          <w:p>
+            <w:pPr>
+              <w:spacing w:line="288" w:lineRule="auto" w:after="40"/>
+            </w:pPr>
+            <w:r>
+              <w:rPr>
+                <w:rFonts w:ascii="Times New Roman" w:hAnsi="Times New Roman"/>
+                <w:b w:val="0"/>
+                <w:i w:val="0"/>
+                <w:color w:val="000000"/>
+                <w:sz w:val="20"/>
+              </w:rPr>
+              <w:t>Verified. System captures real-time audit records across Admin, Staff, and Customer activities.</w:t>
+            </w:r>
+          </w:p>
+        </w:tc>
+      </w:tr>
     </w:tbl>
     <w:p/>
     <w:sectPr>

--- a/Testing_Report.docx
+++ b/Testing_Report.docx
@@ -30,7 +30,7 @@
           <w:color w:val="000000"/>
           <w:sz w:val="24"/>
         </w:rPr>
-        <w:t>Project Title: SoluoPrint - Advanced Print Shop Management System</w:t>
+        <w:t>Project Title: SoluoPrint - Premium All-in-One Print Shop Management (Print/Job management, CRM, Financial Management &amp; Analytics Platform, Automated SMS Notifications)</w:t>
       </w:r>
     </w:p>
     <w:p>
@@ -108,7 +108,7 @@
                 <w:color w:val="334155"/>
                 <w:sz w:val="21"/>
               </w:rPr>
-              <w:t>Comprehensive black-box functional testing, integration verification, security checks, and usability validation performed across all live routes on https://print.soluotech.com.</w:t>
+              <w:t>Comprehensive black-box functional testing, integration verification, security checks, and usability validation performed across all live routes on https://print.soluotech.com. The test coverage spans Admin, Customer, and External API interfaces.</w:t>
             </w:r>
           </w:p>
         </w:tc>
@@ -568,7 +568,7 @@
                 <w:color w:val="000000"/>
                 <w:sz w:val="20"/>
               </w:rPr>
-              <w:t>Defect: Initial hook crash. Fix: Reordered useMemo hooks prior to conditional returns.</w:t>
+              <w:t>Defect: Hook crash on state. Fix: Reordered useMemo hooks prior to conditional returns.</w:t>
             </w:r>
           </w:p>
         </w:tc>
